--- a/packages/docx/fixtures/brightwater-tags.docx
+++ b/packages/docx/fixtures/brightwater-tags.docx
@@ -28,7 +28,7 @@
         <w:pStyle w:val="BBNormal"/>
       </w:pPr>
       <w:r>
-        <w:t xml:space="preserve">Status: {status}. Revision: {revision}. Generated: {generated}.</w:t>
+        <w:t xml:space="preserve">Status: {status}. Generated: {generated}.</w:t>
       </w:r>
     </w:p>
     <w:p>
